--- a/plantillas/FO-ADMI-123_V7_plantilla.docx
+++ b/plantillas/FO-ADMI-123_V7_plantilla.docx
@@ -15,8 +15,54 @@
         </w:rPr>
       </w:pPr>
       <w:r>
-        <w:t>CONTRATO DE ARRENDAMIENTO NÚMERO {{contrato}}</w:t>
+        <w:rPr>
+          <w:rFonts w:ascii="Arial" w:hAnsi="Arial" w:cs="Arial"/>
+        </w:rPr>
+        <w:t xml:space="preserve">CONTRATO DE ARRENDAMIENTO NUMERO {{contrato}}</w:t>
       </w:r>
+      <w:r>
+        <w:rPr>
+          <w:rFonts w:ascii="Arial" w:hAnsi="Arial" w:cs="Arial"/>
+        </w:rPr>
+        <w:t/>
+      </w:r>
+      <w:r>
+        <w:rPr>
+          <w:rFonts w:ascii="Arial" w:hAnsi="Arial" w:cs="Arial"/>
+        </w:rPr>
+        <w:t xml:space="preserve"/>
+      </w:r>
+      <w:r>
+        <w:rPr>
+          <w:rFonts w:ascii="Arial" w:hAnsi="Arial" w:cs="Arial"/>
+          <w:lang w:val="es-MX"/>
+        </w:rPr>
+        <w:t xml:space="preserve"/>
+      </w:r>
+      <w:permStart w:id="2074768551" w:edGrp="everyone"/>
+      <w:r>
+        <w:rPr>
+          <w:rFonts w:ascii="Arial" w:hAnsi="Arial" w:cs="Arial"/>
+        </w:rPr>
+        <w:t/>
+      </w:r>
+      <w:permEnd w:id="2074768551"/>
+      <w:r>
+        <w:rPr>
+          <w:rFonts w:ascii="Arial" w:hAnsi="Arial" w:cs="Arial"/>
+          <w:lang w:val="es-MX"/>
+        </w:rPr>
+        <w:t xml:space="preserve"/>
+      </w:r>
+      <w:permStart w:id="266370953" w:edGrp="everyone"/>
+      <w:r>
+        <w:rPr>
+          <w:rFonts w:ascii="Arial" w:hAnsi="Arial" w:cs="Arial"/>
+          <w:lang w:val="es-MX"/>
+        </w:rPr>
+        <w:t/>
+      </w:r>
+      <w:permEnd w:id="266370953"/>
     </w:p>
     <w:p>
       <w:pPr>
@@ -43,7 +89,24 @@
         </w:rPr>
       </w:pPr>
       <w:r>
-        <w:t>INFORME Nro. {{numero_informe}}</w:t>
+        <w:rPr>
+          <w:rFonts w:ascii="Arial" w:hAnsi="Arial" w:cs="Arial"/>
+        </w:rPr>
+        <w:t xml:space="preserve">INFORME Nro. {{numero_informe}}</w:t>
+      </w:r>
+      <w:permStart w:id="1326918510" w:edGrp="everyone"/>
+      <w:r>
+        <w:rPr>
+          <w:rFonts w:ascii="Arial" w:hAnsi="Arial" w:cs="Arial"/>
+        </w:rPr>
+        <w:t/>
+      </w:r>
+      <w:permEnd w:id="1326918510"/>
+      <w:r>
+        <w:rPr>
+          <w:rFonts w:ascii="Arial" w:hAnsi="Arial" w:cs="Arial"/>
+        </w:rPr>
+        <w:t xml:space="preserve"/>
       </w:r>
     </w:p>
     <w:p>
@@ -70,7 +133,37 @@
         </w:rPr>
       </w:pPr>
       <w:r>
-        <w:t>Período del {{periodo}}</w:t>
+        <w:rPr>
+          <w:rFonts w:ascii="Arial" w:hAnsi="Arial" w:cs="Arial"/>
+        </w:rPr>
+        <w:t xml:space="preserve">Périodo del {{periodo}}</w:t>
+      </w:r>
+      <w:r>
+        <w:rPr>
+          <w:rFonts w:ascii="Arial" w:hAnsi="Arial" w:cs="Arial"/>
+        </w:rPr>
+        <w:t xml:space="preserve"/>
+      </w:r>
+      <w:permStart w:id="1713727180" w:edGrp="everyone"/>
+      <w:r>
+        <w:rPr>
+          <w:rFonts w:ascii="Arial" w:hAnsi="Arial" w:cs="Arial"/>
+        </w:rPr>
+        <w:t/>
+      </w:r>
+      <w:permEnd w:id="1713727180"/>
+      <w:r>
+        <w:rPr>
+          <w:rFonts w:ascii="Arial" w:hAnsi="Arial" w:cs="Arial"/>
+        </w:rPr>
+        <w:t xml:space="preserve"/>
+      </w:r>
+      <w:permStart w:id="1122325754" w:edGrp="everyone"/>
+      <w:r>
+        <w:rPr>
+          <w:rFonts w:ascii="Arial" w:hAnsi="Arial" w:cs="Arial"/>
+        </w:rPr>
+        <w:t/>
       </w:r>
     </w:p>
     <w:permEnd w:id="1122325754"/>
@@ -98,8 +191,19 @@
         </w:rPr>
       </w:pPr>
       <w:r>
-        <w:t>Fecha del informe: {{fecha_informe}}</w:t>
+        <w:rPr>
+          <w:rFonts w:ascii="Arial" w:hAnsi="Arial" w:cs="Arial"/>
+        </w:rPr>
+        <w:t xml:space="preserve">Fecha del informe: {{fecha_informe}}</w:t>
       </w:r>
+      <w:permStart w:id="1057035433" w:edGrp="everyone"/>
+      <w:r>
+        <w:rPr>
+          <w:rFonts w:ascii="Arial" w:hAnsi="Arial" w:cs="Arial"/>
+        </w:rPr>
+        <w:t/>
+      </w:r>
+      <w:permEnd w:id="1057035433"/>
     </w:p>
     <w:p>
       <w:pPr>
@@ -307,9 +411,20 @@
             <w:gridSpan w:val="4"/>
           </w:tcPr>
           <w:p>
-            <w:r>
-              <w:t>{{arrendatario}}</w:t>
-            </w:r>
+            <w:pPr>
+              <w:spacing w:before="80" w:after="80"/>
+              <w:rPr>
+                <w:rFonts w:ascii="Arial" w:hAnsi="Arial" w:cs="Arial"/>
+              </w:rPr>
+            </w:pPr>
+            <w:permStart w:id="1990281533" w:edGrp="everyone"/>
+            <w:r>
+              <w:rPr>
+                <w:rFonts w:ascii="Arial" w:hAnsi="Arial" w:cs="Arial"/>
+              </w:rPr>
+              <w:t xml:space="preserve">{{arrendatario}}</w:t>
+            </w:r>
+            <w:permEnd w:id="1990281533"/>
           </w:p>
         </w:tc>
       </w:tr>
@@ -362,9 +477,23 @@
             <w:gridSpan w:val="4"/>
           </w:tcPr>
           <w:p>
-            <w:r>
-              <w:t>{{nit}}</w:t>
-            </w:r>
+            <w:pPr>
+              <w:tabs>
+                <w:tab w:val="left" w:leader="underscore" w:pos="8505"/>
+              </w:tabs>
+              <w:spacing w:before="80" w:after="80"/>
+              <w:rPr>
+                <w:rFonts w:ascii="Arial" w:hAnsi="Arial" w:cs="Arial"/>
+              </w:rPr>
+            </w:pPr>
+            <w:permStart w:id="398810088" w:edGrp="everyone"/>
+            <w:r>
+              <w:rPr>
+                <w:rFonts w:ascii="Arial" w:hAnsi="Arial" w:cs="Arial"/>
+              </w:rPr>
+              <w:t xml:space="preserve">{{nit}}</w:t>
+            </w:r>
+            <w:permEnd w:id="398810088"/>
           </w:p>
         </w:tc>
       </w:tr>
@@ -399,9 +528,20 @@
             <w:gridSpan w:val="4"/>
           </w:tcPr>
           <w:p>
-            <w:r>
-              <w:t>{{representante}}</w:t>
-            </w:r>
+            <w:pPr>
+              <w:spacing w:before="80" w:after="80"/>
+              <w:rPr>
+                <w:rFonts w:ascii="Arial" w:hAnsi="Arial" w:cs="Arial"/>
+              </w:rPr>
+            </w:pPr>
+            <w:permStart w:id="494085469" w:edGrp="everyone"/>
+            <w:r>
+              <w:rPr>
+                <w:rFonts w:ascii="Arial" w:hAnsi="Arial" w:cs="Arial"/>
+              </w:rPr>
+              <w:t xml:space="preserve">{{representante}}</w:t>
+            </w:r>
+            <w:permEnd w:id="494085469"/>
           </w:p>
         </w:tc>
       </w:tr>
@@ -496,9 +636,20 @@
             <w:gridSpan w:val="4"/>
           </w:tcPr>
           <w:p>
-            <w:r>
-              <w:t>{{matricula}}</w:t>
-            </w:r>
+            <w:pPr>
+              <w:spacing w:before="80" w:after="80"/>
+              <w:rPr>
+                <w:rFonts w:ascii="Arial" w:hAnsi="Arial" w:cs="Arial"/>
+              </w:rPr>
+            </w:pPr>
+            <w:permStart w:id="1962421086" w:edGrp="everyone"/>
+            <w:r>
+              <w:rPr>
+                <w:rFonts w:ascii="Arial" w:hAnsi="Arial" w:cs="Arial"/>
+              </w:rPr>
+              <w:t xml:space="preserve">{{matricula}}</w:t>
+            </w:r>
+            <w:permEnd w:id="1962421086"/>
           </w:p>
         </w:tc>
       </w:tr>
@@ -533,9 +684,26 @@
             <w:gridSpan w:val="4"/>
           </w:tcPr>
           <w:p>
-            <w:r>
-              <w:t>{{activo_fijo}}</w:t>
-            </w:r>
+            <w:pPr>
+              <w:spacing w:before="80" w:after="80"/>
+              <w:rPr>
+                <w:rFonts w:ascii="Arial" w:hAnsi="Arial" w:cs="Arial"/>
+              </w:rPr>
+            </w:pPr>
+            <w:permStart w:id="584395742" w:edGrp="everyone"/>
+            <w:r>
+              <w:rPr>
+                <w:rFonts w:ascii="Arial" w:hAnsi="Arial" w:cs="Arial"/>
+              </w:rPr>
+              <w:t xml:space="preserve">{{activo_fijo}}</w:t>
+            </w:r>
+            <w:r>
+              <w:rPr>
+                <w:rFonts w:ascii="Arial" w:hAnsi="Arial" w:cs="Arial"/>
+              </w:rPr>
+              <w:t/>
+            </w:r>
+            <w:permEnd w:id="584395742"/>
           </w:p>
         </w:tc>
       </w:tr>
@@ -570,9 +738,20 @@
             <w:gridSpan w:val="4"/>
           </w:tcPr>
           <w:p>
-            <w:r>
-              <w:t>{{cbml}}</w:t>
-            </w:r>
+            <w:pPr>
+              <w:spacing w:before="80" w:after="80"/>
+              <w:rPr>
+                <w:rFonts w:ascii="Arial" w:hAnsi="Arial" w:cs="Arial"/>
+              </w:rPr>
+            </w:pPr>
+            <w:permStart w:id="850097164" w:edGrp="everyone"/>
+            <w:r>
+              <w:rPr>
+                <w:rFonts w:ascii="Arial" w:hAnsi="Arial" w:cs="Arial"/>
+              </w:rPr>
+              <w:t xml:space="preserve">{{cbml}}</w:t>
+            </w:r>
+            <w:permEnd w:id="850097164"/>
           </w:p>
         </w:tc>
       </w:tr>
@@ -695,9 +874,27 @@
             <w:gridSpan w:val="4"/>
           </w:tcPr>
           <w:p>
-            <w:r>
-              <w:t>{{direccion}}</w:t>
-            </w:r>
+            <w:pPr>
+              <w:spacing w:before="80" w:after="80"/>
+              <w:rPr>
+                <w:rFonts w:ascii="Arial" w:hAnsi="Arial" w:cs="Arial"/>
+              </w:rPr>
+            </w:pPr>
+            <w:permStart w:id="724842723" w:edGrp="everyone"/>
+            <w:r>
+              <w:rPr>
+                <w:rFonts w:ascii="Arial" w:hAnsi="Arial" w:cs="Arial"/>
+                <w:lang w:val="es-MX"/>
+              </w:rPr>
+              <w:t xml:space="preserve">{{direccion}}</w:t>
+            </w:r>
+            <w:r>
+              <w:rPr>
+                <w:rFonts w:ascii="Arial" w:hAnsi="Arial" w:cs="Arial"/>
+              </w:rPr>
+              <w:t xml:space="preserve"/>
+            </w:r>
+            <w:permEnd w:id="724842723"/>
           </w:p>
         </w:tc>
       </w:tr>
@@ -836,9 +1033,50 @@
             <w:gridSpan w:val="4"/>
           </w:tcPr>
           <w:p>
-            <w:r>
-              <w:t>{{inicio}}</w:t>
-            </w:r>
+            <w:pPr>
+              <w:spacing w:before="80" w:after="80"/>
+              <w:rPr>
+                <w:rFonts w:ascii="Arial" w:hAnsi="Arial" w:cs="Arial"/>
+                <w:lang w:val="es-MX"/>
+              </w:rPr>
+            </w:pPr>
+            <w:permStart w:id="144537537" w:edGrp="everyone"/>
+            <w:r>
+              <w:rPr>
+                <w:rFonts w:ascii="Arial" w:hAnsi="Arial" w:cs="Arial"/>
+                <w:lang w:val="es-MX"/>
+              </w:rPr>
+              <w:t xml:space="preserve">{{inicio}}</w:t>
+            </w:r>
+            <w:r>
+              <w:rPr>
+                <w:rFonts w:ascii="Arial" w:hAnsi="Arial" w:cs="Arial"/>
+                <w:lang w:val="es-MX"/>
+              </w:rPr>
+              <w:t/>
+            </w:r>
+            <w:r>
+              <w:rPr>
+                <w:rFonts w:ascii="Arial" w:hAnsi="Arial" w:cs="Arial"/>
+                <w:lang w:val="es-MX"/>
+              </w:rPr>
+              <w:t xml:space="preserve"/>
+            </w:r>
+            <w:r>
+              <w:rPr>
+                <w:rFonts w:ascii="Arial" w:hAnsi="Arial" w:cs="Arial"/>
+                <w:lang w:val="es-MX"/>
+              </w:rPr>
+              <w:t xml:space="preserve"/>
+            </w:r>
+            <w:r>
+              <w:rPr>
+                <w:rFonts w:ascii="Arial" w:hAnsi="Arial" w:cs="Arial"/>
+                <w:lang w:val="es-MX"/>
+              </w:rPr>
+              <w:t xml:space="preserve"/>
+            </w:r>
+            <w:permEnd w:id="144537537"/>
           </w:p>
         </w:tc>
       </w:tr>
@@ -873,9 +1111,50 @@
             <w:gridSpan w:val="4"/>
           </w:tcPr>
           <w:p>
-            <w:r>
-              <w:t>{{fin}}</w:t>
-            </w:r>
+            <w:pPr>
+              <w:spacing w:before="80" w:after="80"/>
+              <w:rPr>
+                <w:rFonts w:ascii="Arial" w:hAnsi="Arial" w:cs="Arial"/>
+                <w:lang w:val="es-MX"/>
+              </w:rPr>
+            </w:pPr>
+            <w:permStart w:id="1137909566" w:edGrp="everyone"/>
+            <w:r>
+              <w:rPr>
+                <w:rFonts w:ascii="Arial" w:hAnsi="Arial" w:cs="Arial"/>
+                <w:lang w:val="es-MX"/>
+              </w:rPr>
+              <w:t xml:space="preserve">{{fin}}</w:t>
+            </w:r>
+            <w:r>
+              <w:rPr>
+                <w:rFonts w:ascii="Arial" w:hAnsi="Arial" w:cs="Arial"/>
+                <w:lang w:val="es-MX"/>
+              </w:rPr>
+              <w:t/>
+            </w:r>
+            <w:r>
+              <w:rPr>
+                <w:rFonts w:ascii="Arial" w:hAnsi="Arial" w:cs="Arial"/>
+                <w:lang w:val="es-MX"/>
+              </w:rPr>
+              <w:t xml:space="preserve"/>
+            </w:r>
+            <w:r>
+              <w:rPr>
+                <w:rFonts w:ascii="Arial" w:hAnsi="Arial" w:cs="Arial"/>
+                <w:lang w:val="es-MX"/>
+              </w:rPr>
+              <w:t xml:space="preserve"/>
+            </w:r>
+            <w:r>
+              <w:rPr>
+                <w:rFonts w:ascii="Arial" w:hAnsi="Arial" w:cs="Arial"/>
+                <w:lang w:val="es-MX"/>
+              </w:rPr>
+              <w:t/>
+            </w:r>
+            <w:permEnd w:id="1137909566"/>
           </w:p>
         </w:tc>
       </w:tr>
@@ -959,9 +1238,21 @@
             <w:gridSpan w:val="4"/>
           </w:tcPr>
           <w:p>
-            <w:r>
-              <w:t>{{canon}}</w:t>
-            </w:r>
+            <w:pPr>
+              <w:spacing w:before="80" w:after="80"/>
+              <w:rPr>
+                <w:rFonts w:ascii="Arial" w:hAnsi="Arial" w:cs="Arial"/>
+                <w:lang w:val="es-MX"/>
+              </w:rPr>
+            </w:pPr>
+            <w:permStart w:id="821773437" w:edGrp="everyone"/>
+            <w:r>
+              <w:rPr>
+                <w:rFonts w:ascii="Arial" w:hAnsi="Arial" w:cs="Arial"/>
+              </w:rPr>
+              <w:t xml:space="preserve">{{canon}}</w:t>
+            </w:r>
+            <w:permEnd w:id="821773437"/>
           </w:p>
         </w:tc>
       </w:tr>
@@ -1434,9 +1725,20 @@
             <w:gridSpan w:val="4"/>
           </w:tcPr>
           <w:p>
-            <w:r>
-              <w:t>{{supervisor}}</w:t>
-            </w:r>
+            <w:pPr>
+              <w:spacing w:before="80" w:after="80"/>
+              <w:rPr>
+                <w:rFonts w:ascii="Arial" w:hAnsi="Arial" w:cs="Arial"/>
+              </w:rPr>
+            </w:pPr>
+            <w:permStart w:id="958686309" w:edGrp="everyone"/>
+            <w:r>
+              <w:rPr>
+                <w:rFonts w:ascii="Arial" w:hAnsi="Arial" w:cs="Arial"/>
+              </w:rPr>
+              <w:t xml:space="preserve">{{supervisor}}</w:t>
+            </w:r>
+            <w:permEnd w:id="958686309"/>
           </w:p>
         </w:tc>
       </w:tr>
@@ -1762,10 +2064,6 @@
         </w:rPr>
         <w:t xml:space="preserve"> </w:t>
       </w:r>
-      <w:r>
-        <w:br/>
-        <w:t>RESPUESTA DEL SUPERVISOR: {{tecnico_objeto}}</w:t>
-      </w:r>
     </w:p>
     <w:p>
       <w:pPr>
@@ -1838,10 +2136,6 @@
         <w:t>, mantenimientos, adecuaciones, entre otros aspectos pactados.</w:t>
       </w:r>
       <w:permEnd w:id="328076772"/>
-      <w:r>
-        <w:br/>
-        <w:t>RESPUESTA DEL SUPERVISOR: {{tecnico_obligaciones}}</w:t>
-      </w:r>
     </w:p>
     <w:p>
       <w:pPr>
@@ -1902,10 +2196,6 @@
         <w:t xml:space="preserve"> relacionados con la parte técnica del contrato tanto de carácter preventivo, como hechos a corregir o mejorar en la ejecución del mismo.</w:t>
       </w:r>
       <w:permEnd w:id="861622234"/>
-      <w:r>
-        <w:br/>
-        <w:t>RESPUESTA DEL SUPERVISOR: {{tecnico_otros}}</w:t>
-      </w:r>
     </w:p>
     <w:p>
       <w:pPr>
@@ -2024,10 +2314,6 @@
         <w:t>.</w:t>
       </w:r>
       <w:permEnd w:id="2713896"/>
-      <w:r>
-        <w:br/>
-        <w:t>RESPUESTA DEL SUPERVISOR: {{subcontratacion}}</w:t>
-      </w:r>
     </w:p>
     <w:p>
       <w:pPr>
@@ -2100,10 +2386,6 @@
         <w:t>.</w:t>
       </w:r>
       <w:permEnd w:id="1536385926"/>
-      <w:r>
-        <w:br/>
-        <w:t>RESPUESTA DEL SUPERVISOR: {{modificaciones}}</w:t>
-      </w:r>
     </w:p>
     <w:p>
       <w:pPr>
@@ -2304,10 +2586,6 @@
         <w:t>deje constancia que verifico si se presentaron otros aspectos como: ausencias temporales o definitivas y redesignaciones de supervisión; Informe de la materialización de riesgos y su mitigación; Informe sobre si fue auditado el contrato, por parte de los entes de control o por de la Secretaría de Evaluación y Control y sus resultados; estado de las garantías del contrato y sus respectivas ampliaciones; entre otros aspectos que considere relevantes</w:t>
       </w:r>
       <w:permEnd w:id="33782978"/>
-      <w:r>
-        <w:br/>
-        <w:t>RESPUESTA DEL SUPERVISOR: {{admin_otros}}</w:t>
-      </w:r>
     </w:p>
     <w:p>
       <w:pPr>
@@ -2432,10 +2710,6 @@
           <w:rFonts w:ascii="Arial" w:hAnsi="Arial" w:cs="Arial"/>
         </w:rPr>
         <w:t xml:space="preserve"> </w:t>
-      </w:r>
-      <w:r>
-        <w:br/>
-        <w:t>RESPUESTA DEL SUPERVISOR: {{avance_financiero}}</w:t>
       </w:r>
     </w:p>
     <w:p>
@@ -2820,10 +3094,6 @@
         <w:t xml:space="preserve"> indique claramnente si el arrendatario está al día o se encuentra en mora.</w:t>
       </w:r>
       <w:permEnd w:id="2124838689"/>
-      <w:r>
-        <w:br/>
-        <w:t>RESPUESTA DEL SUPERVISOR: {{estado_financiero}}</w:t>
-      </w:r>
     </w:p>
     <w:p>
       <w:pPr>
@@ -2925,10 +3195,6 @@
         <w:t>.</w:t>
       </w:r>
       <w:permEnd w:id="1232109388"/>
-      <w:r>
-        <w:br/>
-        <w:t>RESPUESTA DEL SUPERVISOR: {{incumplimientos}}</w:t>
-      </w:r>
     </w:p>
     <w:p>
       <w:pPr>
@@ -19022,10 +19288,6 @@
         </w:rPr>
         <w:t>Deje constancia de los requerimientos, Arandas, comunicados informando situaciones como deterioros, daños, hurtos, seguridad perjuicios a terceros, entre otros encontrados en la estructura física del inmueble, a otras dependencias de acuerdo a su competencia, para que tomen las medidas del caso.</w:t>
       </w:r>
-      <w:r>
-        <w:br/>
-        <w:t>RESPUESTA DEL SUPERVISOR: {{hallazgos}}</w:t>
-      </w:r>
     </w:p>
     <w:permEnd w:id="278275147"/>
     <w:p>
@@ -19445,10 +19707,6 @@
         <w:t>El supervisor debe dejar constancia si en la ejecución del contrato y específicamente para el periodo del informe de supervisión se presentaron situaciones de tipo jurídico como: proceso sancionatorio, derecho de contradicción; multas, sanciones, cláusula penal, declaración de la caducidad o incumplimiento y la publicación de dichos actos administrativos ante las entidades competentes según cada caso</w:t>
       </w:r>
       <w:permEnd w:id="420218206"/>
-      <w:r>
-        <w:br/>
-        <w:t>RESPUESTA DEL SUPERVISOR: {{juridico}}</w:t>
-      </w:r>
     </w:p>
     <w:p>
       <w:pPr>
@@ -19579,15 +19837,47 @@
           <w:lang w:val="es-MX"/>
         </w:rPr>
       </w:pPr>
+      <w:permStart w:id="794953181" w:edGrp="everyone"/>
       <w:r>
-        <w:t>{{supervisor}}</w:t>
+        <w:rPr>
+          <w:rFonts w:ascii="Arial" w:hAnsi="Arial" w:cs="Arial"/>
+        </w:rPr>
+        <w:t>Digite nombres y apellidos del supervisor</w:t>
+      </w:r>
+      <w:permEnd w:id="794953181"/>
+      <w:r>
+        <w:rPr>
+          <w:rFonts w:ascii="Arial" w:hAnsi="Arial" w:cs="Arial"/>
+        </w:rPr>
+        <w:t xml:space="preserve"> </w:t>
+      </w:r>
+      <w:r>
+        <w:rPr>
+          <w:rFonts w:ascii="Arial" w:hAnsi="Arial" w:cs="Arial"/>
+        </w:rPr>
         <w:tab/>
-        <w:t>{{apoyo}}</w:t>
-        <w:br/>
-        <w:t>Supervisor</w:t>
-        <w:tab/>
-        <w:t>Apoyo a la supervisión</w:t>
+        <w:t xml:space="preserve"> </w:t>
       </w:r>
+      <w:permStart w:id="1686048520" w:edGrp="everyone"/>
+      <w:r>
+        <w:rPr>
+          <w:rFonts w:ascii="Arial" w:hAnsi="Arial" w:cs="Arial"/>
+        </w:rPr>
+        <w:t xml:space="preserve">Digite nombres y apellidos del </w:t>
+      </w:r>
+      <w:r>
+        <w:rPr>
+          <w:rFonts w:ascii="Arial" w:hAnsi="Arial" w:cs="Arial"/>
+        </w:rPr>
+        <w:t>ap</w:t>
+      </w:r>
+      <w:r>
+        <w:rPr>
+          <w:rFonts w:ascii="Arial" w:hAnsi="Arial" w:cs="Arial"/>
+        </w:rPr>
+        <w:t>oyo</w:t>
+      </w:r>
+      <w:permEnd w:id="1686048520"/>
     </w:p>
     <w:p>
       <w:pPr>
@@ -19692,9 +19982,20 @@
           <w:rFonts w:ascii="Arial" w:hAnsi="Arial" w:cs="Arial"/>
         </w:rPr>
       </w:pPr>
+      <w:permStart w:id="441596074" w:edGrp="everyone"/>
       <w:r>
-        <w:t>{{secretaria}}</w:t>
+        <w:rPr>
+          <w:rFonts w:ascii="Arial" w:hAnsi="Arial" w:cs="Arial"/>
+        </w:rPr>
+        <w:t xml:space="preserve">{{secretaria}}</w:t>
       </w:r>
+      <w:r>
+        <w:rPr>
+          <w:rFonts w:ascii="Arial" w:hAnsi="Arial" w:cs="Arial"/>
+        </w:rPr>
+        <w:t/>
+      </w:r>
+      <w:permEnd w:id="441596074"/>
     </w:p>
     <w:sectPr>
       <w:headerReference w:type="default" r:id="rId14"/>

--- a/plantillas/FO-ADMI-123_V7_plantilla.docx
+++ b/plantillas/FO-ADMI-123_V7_plantilla.docx
@@ -1250,7 +1250,7 @@
               <w:rPr>
                 <w:rFonts w:ascii="Arial" w:hAnsi="Arial" w:cs="Arial"/>
               </w:rPr>
-              <w:t xml:space="preserve">{{canon}}</w:t>
+              <w:t xml:space="preserve">{{canon}} ({{canon_letras}})</w:t>
             </w:r>
             <w:permEnd w:id="821773437"/>
           </w:p>
